--- a/benchmark/outputs/gold/brochure_008_D.docx
+++ b/benchmark/outputs/gold/brochure_008_D.docx
@@ -10,7 +10,7 @@
         <w:tblInd w:w="0.0" w:type="dxa"/>
       </w:tblPr>
       <w:tblGrid>
-        <w:gridCol w:w="12240"/>
+        <w:gridCol w:w="9360"/>
       </w:tblGrid>
       <w:tr>
         <w:trPr>
@@ -37,7 +37,7 @@
             </w:pPr>
             <w:r>
               <w:rPr>
-                <w:rFonts w:ascii="Helvetica" w:hAnsi="Helvetica" w:eastAsia="Helvetica"/>
+                <w:rFonts w:ascii="Arial" w:hAnsi="Arial" w:eastAsia="Helvetica"/>
                 <w:b/>
                 <w:i w:val="0"/>
                 <w:color w:val="FFFFFF"/>
@@ -108,9 +108,9 @@
         <w:tblInd w:w="0.0" w:type="dxa"/>
       </w:tblPr>
       <w:tblGrid>
-        <w:gridCol w:w="4080"/>
-        <w:gridCol w:w="4080"/>
-        <w:gridCol w:w="4080"/>
+        <w:gridCol w:w="3120"/>
+        <w:gridCol w:w="3120"/>
+        <w:gridCol w:w="3120"/>
       </w:tblGrid>
       <w:tr>
         <w:trPr>
@@ -136,7 +136,7 @@
             </w:pPr>
             <w:r>
               <w:rPr>
-                <w:rFonts w:ascii="Helvetica" w:hAnsi="Helvetica" w:eastAsia="Helvetica"/>
+                <w:rFonts w:ascii="Arial" w:hAnsi="Arial" w:eastAsia="Helvetica"/>
                 <w:b w:val="0"/>
                 <w:i/>
                 <w:color w:val="D8EDE5"/>
@@ -171,7 +171,7 @@
             </w:pPr>
             <w:r>
               <w:rPr>
-                <w:rFonts w:ascii="Helvetica" w:hAnsi="Helvetica" w:eastAsia="Helvetica"/>
+                <w:rFonts w:ascii="Arial" w:hAnsi="Arial" w:eastAsia="Helvetica"/>
                 <w:b/>
                 <w:i w:val="0"/>
                 <w:color w:val="266B5B"/>
@@ -222,7 +222,7 @@
             </w:pPr>
             <w:r>
               <w:rPr>
-                <w:rFonts w:ascii="Helvetica" w:hAnsi="Helvetica" w:eastAsia="Helvetica"/>
+                <w:rFonts w:ascii="Arial" w:hAnsi="Arial" w:eastAsia="Helvetica"/>
                 <w:b w:val="0"/>
                 <w:i w:val="0"/>
                 <w:color w:val="66666B"/>
@@ -257,7 +257,7 @@
             </w:pPr>
             <w:r>
               <w:rPr>
-                <w:rFonts w:ascii="Helvetica" w:hAnsi="Helvetica" w:eastAsia="Helvetica"/>
+                <w:rFonts w:ascii="Arial" w:hAnsi="Arial" w:eastAsia="Helvetica"/>
                 <w:b/>
                 <w:i w:val="0"/>
                 <w:color w:val="266B5B"/>
@@ -269,7 +269,7 @@
         </w:tc>
         <w:tc>
           <w:tcPr>
-            <w:tcW w:type="dxa" w:w="4080"/>
+            <w:tcW w:type="dxa" w:w="3120"/>
             <w:vMerge/>
             <w:tcBorders/>
           </w:tcPr>
@@ -277,7 +277,7 @@
         </w:tc>
         <w:tc>
           <w:tcPr>
-            <w:tcW w:type="dxa" w:w="4080"/>
+            <w:tcW w:type="dxa" w:w="3120"/>
             <w:vMerge/>
             <w:tcBorders/>
           </w:tcPr>
@@ -308,7 +308,7 @@
             </w:pPr>
             <w:r>
               <w:rPr>
-                <w:rFonts w:ascii="Helvetica" w:hAnsi="Helvetica" w:eastAsia="Helvetica"/>
+                <w:rFonts w:ascii="Arial" w:hAnsi="Arial" w:eastAsia="Helvetica"/>
                 <w:b w:val="0"/>
                 <w:i w:val="0"/>
                 <w:color w:val="1E1E23"/>
@@ -338,7 +338,7 @@
             </w:pPr>
             <w:r>
               <w:rPr>
-                <w:rFonts w:ascii="Helvetica" w:hAnsi="Helvetica" w:eastAsia="Helvetica"/>
+                <w:rFonts w:ascii="Arial" w:hAnsi="Arial" w:eastAsia="Helvetica"/>
                 <w:b w:val="0"/>
                 <w:i w:val="0"/>
                 <w:color w:val="1E1E23"/>
@@ -350,7 +350,7 @@
         </w:tc>
         <w:tc>
           <w:tcPr>
-            <w:tcW w:type="dxa" w:w="4080"/>
+            <w:tcW w:type="dxa" w:w="3120"/>
             <w:vMerge/>
             <w:tcBorders/>
           </w:tcPr>
@@ -381,7 +381,7 @@
             </w:pPr>
             <w:r>
               <w:rPr>
-                <w:rFonts w:ascii="Helvetica" w:hAnsi="Helvetica" w:eastAsia="Helvetica"/>
+                <w:rFonts w:ascii="Arial" w:hAnsi="Arial" w:eastAsia="Helvetica"/>
                 <w:b w:val="0"/>
                 <w:i w:val="0"/>
                 <w:color w:val="1E1E23"/>
@@ -411,7 +411,7 @@
             </w:pPr>
             <w:r>
               <w:rPr>
-                <w:rFonts w:ascii="Helvetica" w:hAnsi="Helvetica" w:eastAsia="Helvetica"/>
+                <w:rFonts w:ascii="Arial" w:hAnsi="Arial" w:eastAsia="Helvetica"/>
                 <w:b w:val="0"/>
                 <w:i w:val="0"/>
                 <w:color w:val="1E1E23"/>
@@ -423,7 +423,7 @@
         </w:tc>
         <w:tc>
           <w:tcPr>
-            <w:tcW w:type="dxa" w:w="4080"/>
+            <w:tcW w:type="dxa" w:w="3120"/>
             <w:vMerge/>
             <w:tcBorders/>
           </w:tcPr>
@@ -454,7 +454,7 @@
             </w:pPr>
             <w:r>
               <w:rPr>
-                <w:rFonts w:ascii="Helvetica" w:hAnsi="Helvetica" w:eastAsia="Helvetica"/>
+                <w:rFonts w:ascii="Arial" w:hAnsi="Arial" w:eastAsia="Helvetica"/>
                 <w:b w:val="0"/>
                 <w:i w:val="0"/>
                 <w:color w:val="1E1E23"/>
@@ -484,7 +484,7 @@
             </w:pPr>
             <w:r>
               <w:rPr>
-                <w:rFonts w:ascii="Helvetica" w:hAnsi="Helvetica" w:eastAsia="Helvetica"/>
+                <w:rFonts w:ascii="Arial" w:hAnsi="Arial" w:eastAsia="Helvetica"/>
                 <w:b w:val="0"/>
                 <w:i w:val="0"/>
                 <w:color w:val="1E1E23"/>
@@ -496,7 +496,7 @@
         </w:tc>
         <w:tc>
           <w:tcPr>
-            <w:tcW w:type="dxa" w:w="4080"/>
+            <w:tcW w:type="dxa" w:w="3120"/>
             <w:vMerge/>
             <w:tcBorders/>
           </w:tcPr>
@@ -527,7 +527,7 @@
             </w:pPr>
             <w:r>
               <w:rPr>
-                <w:rFonts w:ascii="Helvetica" w:hAnsi="Helvetica" w:eastAsia="Helvetica"/>
+                <w:rFonts w:ascii="Arial" w:hAnsi="Arial" w:eastAsia="Helvetica"/>
                 <w:b w:val="0"/>
                 <w:i w:val="0"/>
                 <w:color w:val="1E1E23"/>
@@ -557,7 +557,7 @@
             </w:pPr>
             <w:r>
               <w:rPr>
-                <w:rFonts w:ascii="Helvetica" w:hAnsi="Helvetica" w:eastAsia="Helvetica"/>
+                <w:rFonts w:ascii="Arial" w:hAnsi="Arial" w:eastAsia="Helvetica"/>
                 <w:b w:val="0"/>
                 <w:i w:val="0"/>
                 <w:color w:val="1E1E23"/>
@@ -569,7 +569,7 @@
         </w:tc>
         <w:tc>
           <w:tcPr>
-            <w:tcW w:type="dxa" w:w="4080"/>
+            <w:tcW w:type="dxa" w:w="3120"/>
             <w:vMerge/>
             <w:tcBorders/>
           </w:tcPr>
@@ -600,7 +600,7 @@
             </w:pPr>
             <w:r>
               <w:rPr>
-                <w:rFonts w:ascii="Helvetica" w:hAnsi="Helvetica" w:eastAsia="Helvetica"/>
+                <w:rFonts w:ascii="Arial" w:hAnsi="Arial" w:eastAsia="Helvetica"/>
                 <w:b w:val="0"/>
                 <w:i w:val="0"/>
                 <w:color w:val="1E1E23"/>
@@ -630,7 +630,7 @@
             </w:pPr>
             <w:r>
               <w:rPr>
-                <w:rFonts w:ascii="Helvetica" w:hAnsi="Helvetica" w:eastAsia="Helvetica"/>
+                <w:rFonts w:ascii="Arial" w:hAnsi="Arial" w:eastAsia="Helvetica"/>
                 <w:b w:val="0"/>
                 <w:i w:val="0"/>
                 <w:color w:val="1E1E23"/>
@@ -660,7 +660,7 @@
             </w:pPr>
             <w:r>
               <w:rPr>
-                <w:rFonts w:ascii="Helvetica" w:hAnsi="Helvetica" w:eastAsia="Helvetica"/>
+                <w:rFonts w:ascii="Arial" w:hAnsi="Arial" w:eastAsia="Helvetica"/>
                 <w:b w:val="0"/>
                 <w:i w:val="0"/>
                 <w:color w:val="66666B"/>
@@ -695,7 +695,7 @@
             </w:pPr>
             <w:r>
               <w:rPr>
-                <w:rFonts w:ascii="Helvetica" w:hAnsi="Helvetica" w:eastAsia="Helvetica"/>
+                <w:rFonts w:ascii="Arial" w:hAnsi="Arial" w:eastAsia="Helvetica"/>
                 <w:b w:val="0"/>
                 <w:i w:val="0"/>
                 <w:color w:val="1E1E23"/>
@@ -725,7 +725,7 @@
             </w:pPr>
             <w:r>
               <w:rPr>
-                <w:rFonts w:ascii="Helvetica" w:hAnsi="Helvetica" w:eastAsia="Helvetica"/>
+                <w:rFonts w:ascii="Arial" w:hAnsi="Arial" w:eastAsia="Helvetica"/>
                 <w:b w:val="0"/>
                 <w:i w:val="0"/>
                 <w:color w:val="1E1E23"/>
@@ -812,7 +812,7 @@
             </w:pPr>
             <w:r>
               <w:rPr>
-                <w:rFonts w:ascii="Helvetica" w:hAnsi="Helvetica" w:eastAsia="Helvetica"/>
+                <w:rFonts w:ascii="Arial" w:hAnsi="Arial" w:eastAsia="Helvetica"/>
                 <w:b w:val="0"/>
                 <w:i w:val="0"/>
                 <w:color w:val="66666B"/>
@@ -847,7 +847,7 @@
             </w:pPr>
             <w:r>
               <w:rPr>
-                <w:rFonts w:ascii="Helvetica" w:hAnsi="Helvetica" w:eastAsia="Helvetica"/>
+                <w:rFonts w:ascii="Arial" w:hAnsi="Arial" w:eastAsia="Helvetica"/>
                 <w:b w:val="0"/>
                 <w:i w:val="0"/>
                 <w:color w:val="1E1E23"/>
@@ -882,7 +882,7 @@
             </w:pPr>
             <w:r>
               <w:rPr>
-                <w:rFonts w:ascii="Helvetica" w:hAnsi="Helvetica" w:eastAsia="Helvetica"/>
+                <w:rFonts w:ascii="Arial" w:hAnsi="Arial" w:eastAsia="Helvetica"/>
                 <w:b/>
                 <w:i w:val="0"/>
                 <w:color w:val="266B5B"/>
@@ -894,7 +894,7 @@
         </w:tc>
         <w:tc>
           <w:tcPr>
-            <w:tcW w:type="dxa" w:w="4080"/>
+            <w:tcW w:type="dxa" w:w="3120"/>
             <w:vMerge/>
             <w:tcBorders/>
           </w:tcPr>
@@ -925,7 +925,7 @@
             </w:pPr>
             <w:r>
               <w:rPr>
-                <w:rFonts w:ascii="Helvetica" w:hAnsi="Helvetica" w:eastAsia="Helvetica"/>
+                <w:rFonts w:ascii="Arial" w:hAnsi="Arial" w:eastAsia="Helvetica"/>
                 <w:b w:val="0"/>
                 <w:i w:val="0"/>
                 <w:color w:val="1E1E23"/>
@@ -937,7 +937,7 @@
         </w:tc>
         <w:tc>
           <w:tcPr>
-            <w:tcW w:type="dxa" w:w="4080"/>
+            <w:tcW w:type="dxa" w:w="3120"/>
             <w:vMerge/>
             <w:tcBorders/>
           </w:tcPr>
@@ -945,7 +945,7 @@
         </w:tc>
         <w:tc>
           <w:tcPr>
-            <w:tcW w:type="dxa" w:w="4080"/>
+            <w:tcW w:type="dxa" w:w="3120"/>
             <w:vMerge/>
             <w:tcBorders/>
           </w:tcPr>
@@ -981,7 +981,7 @@
             </w:pPr>
             <w:r>
               <w:rPr>
-                <w:rFonts w:ascii="Helvetica" w:hAnsi="Helvetica" w:eastAsia="Helvetica"/>
+                <w:rFonts w:ascii="Arial" w:hAnsi="Arial" w:eastAsia="Helvetica"/>
                 <w:b/>
                 <w:i w:val="0"/>
                 <w:color w:val="266B5B"/>
@@ -1011,7 +1011,7 @@
             </w:pPr>
             <w:r>
               <w:rPr>
-                <w:rFonts w:ascii="Helvetica" w:hAnsi="Helvetica" w:eastAsia="Helvetica"/>
+                <w:rFonts w:ascii="Arial" w:hAnsi="Arial" w:eastAsia="Helvetica"/>
                 <w:b w:val="0"/>
                 <w:i w:val="0"/>
                 <w:color w:val="1E1E23"/>
@@ -1023,7 +1023,7 @@
         </w:tc>
         <w:tc>
           <w:tcPr>
-            <w:tcW w:type="dxa" w:w="4080"/>
+            <w:tcW w:type="dxa" w:w="3120"/>
             <w:vMerge/>
             <w:tcBorders/>
           </w:tcPr>
@@ -1036,7 +1036,7 @@
         </w:trPr>
         <w:tc>
           <w:tcPr>
-            <w:tcW w:type="dxa" w:w="4080"/>
+            <w:tcW w:type="dxa" w:w="3120"/>
             <w:vMerge/>
             <w:tcBorders/>
           </w:tcPr>
@@ -1062,7 +1062,7 @@
             </w:pPr>
             <w:r>
               <w:rPr>
-                <w:rFonts w:ascii="Helvetica" w:hAnsi="Helvetica" w:eastAsia="Helvetica"/>
+                <w:rFonts w:ascii="Arial" w:hAnsi="Arial" w:eastAsia="Helvetica"/>
                 <w:b w:val="0"/>
                 <w:i w:val="0"/>
                 <w:color w:val="1E1E23"/>
@@ -1074,7 +1074,7 @@
         </w:tc>
         <w:tc>
           <w:tcPr>
-            <w:tcW w:type="dxa" w:w="4080"/>
+            <w:tcW w:type="dxa" w:w="3120"/>
             <w:vMerge/>
             <w:tcBorders/>
           </w:tcPr>
@@ -1105,7 +1105,7 @@
             </w:pPr>
             <w:r>
               <w:rPr>
-                <w:rFonts w:ascii="Helvetica" w:hAnsi="Helvetica" w:eastAsia="Helvetica"/>
+                <w:rFonts w:ascii="Arial" w:hAnsi="Arial" w:eastAsia="Helvetica"/>
                 <w:b w:val="0"/>
                 <w:i w:val="0"/>
                 <w:color w:val="1E1E23"/>
@@ -1135,7 +1135,7 @@
             </w:pPr>
             <w:r>
               <w:rPr>
-                <w:rFonts w:ascii="Helvetica" w:hAnsi="Helvetica" w:eastAsia="Helvetica"/>
+                <w:rFonts w:ascii="Arial" w:hAnsi="Arial" w:eastAsia="Helvetica"/>
                 <w:b w:val="0"/>
                 <w:i w:val="0"/>
                 <w:color w:val="1E1E23"/>
@@ -1147,7 +1147,7 @@
         </w:tc>
         <w:tc>
           <w:tcPr>
-            <w:tcW w:type="dxa" w:w="4080"/>
+            <w:tcW w:type="dxa" w:w="3120"/>
             <w:vMerge/>
             <w:tcBorders/>
           </w:tcPr>
@@ -1178,7 +1178,7 @@
             </w:pPr>
             <w:r>
               <w:rPr>
-                <w:rFonts w:ascii="Helvetica" w:hAnsi="Helvetica" w:eastAsia="Helvetica"/>
+                <w:rFonts w:ascii="Arial" w:hAnsi="Arial" w:eastAsia="Helvetica"/>
                 <w:b w:val="0"/>
                 <w:i w:val="0"/>
                 <w:color w:val="1E1E23"/>
@@ -1208,7 +1208,7 @@
             </w:pPr>
             <w:r>
               <w:rPr>
-                <w:rFonts w:ascii="Helvetica" w:hAnsi="Helvetica" w:eastAsia="Helvetica"/>
+                <w:rFonts w:ascii="Arial" w:hAnsi="Arial" w:eastAsia="Helvetica"/>
                 <w:b w:val="0"/>
                 <w:i w:val="0"/>
                 <w:color w:val="1E1E23"/>
@@ -1220,7 +1220,7 @@
         </w:tc>
         <w:tc>
           <w:tcPr>
-            <w:tcW w:type="dxa" w:w="4080"/>
+            <w:tcW w:type="dxa" w:w="3120"/>
             <w:vMerge/>
             <w:tcBorders/>
           </w:tcPr>
@@ -1251,7 +1251,7 @@
             </w:pPr>
             <w:r>
               <w:rPr>
-                <w:rFonts w:ascii="Helvetica" w:hAnsi="Helvetica" w:eastAsia="Helvetica"/>
+                <w:rFonts w:ascii="Arial" w:hAnsi="Arial" w:eastAsia="Helvetica"/>
                 <w:b w:val="0"/>
                 <w:i w:val="0"/>
                 <w:color w:val="1E1E23"/>
@@ -1281,7 +1281,7 @@
             </w:pPr>
             <w:r>
               <w:rPr>
-                <w:rFonts w:ascii="Helvetica" w:hAnsi="Helvetica" w:eastAsia="Helvetica"/>
+                <w:rFonts w:ascii="Arial" w:hAnsi="Arial" w:eastAsia="Helvetica"/>
                 <w:b w:val="0"/>
                 <w:i w:val="0"/>
                 <w:color w:val="1E1E23"/>
@@ -1293,7 +1293,7 @@
         </w:tc>
         <w:tc>
           <w:tcPr>
-            <w:tcW w:type="dxa" w:w="4080"/>
+            <w:tcW w:type="dxa" w:w="3120"/>
             <w:vMerge/>
             <w:tcBorders/>
           </w:tcPr>
@@ -1324,7 +1324,7 @@
             </w:pPr>
             <w:r>
               <w:rPr>
-                <w:rFonts w:ascii="Helvetica" w:hAnsi="Helvetica" w:eastAsia="Helvetica"/>
+                <w:rFonts w:ascii="Arial" w:hAnsi="Arial" w:eastAsia="Helvetica"/>
                 <w:b w:val="0"/>
                 <w:i w:val="0"/>
                 <w:color w:val="1E1E23"/>
@@ -1354,7 +1354,7 @@
             </w:pPr>
             <w:r>
               <w:rPr>
-                <w:rFonts w:ascii="Helvetica" w:hAnsi="Helvetica" w:eastAsia="Helvetica"/>
+                <w:rFonts w:ascii="Arial" w:hAnsi="Arial" w:eastAsia="Helvetica"/>
                 <w:b w:val="0"/>
                 <w:i w:val="0"/>
                 <w:color w:val="1E1E23"/>
@@ -1366,7 +1366,7 @@
         </w:tc>
         <w:tc>
           <w:tcPr>
-            <w:tcW w:type="dxa" w:w="4080"/>
+            <w:tcW w:type="dxa" w:w="3120"/>
             <w:vMerge/>
             <w:tcBorders/>
           </w:tcPr>
@@ -1397,7 +1397,7 @@
             </w:pPr>
             <w:r>
               <w:rPr>
-                <w:rFonts w:ascii="Helvetica" w:hAnsi="Helvetica" w:eastAsia="Helvetica"/>
+                <w:rFonts w:ascii="Arial" w:hAnsi="Arial" w:eastAsia="Helvetica"/>
                 <w:b w:val="0"/>
                 <w:i w:val="0"/>
                 <w:color w:val="1E1E23"/>
@@ -1432,7 +1432,7 @@
             </w:pPr>
             <w:r>
               <w:rPr>
-                <w:rFonts w:ascii="Helvetica" w:hAnsi="Helvetica" w:eastAsia="Helvetica"/>
+                <w:rFonts w:ascii="Arial" w:hAnsi="Arial" w:eastAsia="Helvetica"/>
                 <w:b w:val="0"/>
                 <w:i w:val="0"/>
                 <w:color w:val="1E1E23"/>
@@ -1444,7 +1444,7 @@
         </w:tc>
         <w:tc>
           <w:tcPr>
-            <w:tcW w:type="dxa" w:w="4080"/>
+            <w:tcW w:type="dxa" w:w="3120"/>
             <w:vMerge/>
             <w:tcBorders/>
           </w:tcPr>
@@ -1480,7 +1480,7 @@
             </w:pPr>
             <w:r>
               <w:rPr>
-                <w:rFonts w:ascii="Helvetica" w:hAnsi="Helvetica" w:eastAsia="Helvetica"/>
+                <w:rFonts w:ascii="Arial" w:hAnsi="Arial" w:eastAsia="Helvetica"/>
                 <w:b w:val="0"/>
                 <w:i w:val="0"/>
                 <w:color w:val="1E1E23"/>
@@ -1492,7 +1492,7 @@
         </w:tc>
         <w:tc>
           <w:tcPr>
-            <w:tcW w:type="dxa" w:w="4080"/>
+            <w:tcW w:type="dxa" w:w="3120"/>
             <w:vMerge/>
             <w:tcBorders/>
           </w:tcPr>
@@ -1500,7 +1500,7 @@
         </w:tc>
         <w:tc>
           <w:tcPr>
-            <w:tcW w:type="dxa" w:w="4080"/>
+            <w:tcW w:type="dxa" w:w="3120"/>
             <w:vMerge/>
             <w:tcBorders/>
           </w:tcPr>
@@ -1513,7 +1513,7 @@
         </w:trPr>
         <w:tc>
           <w:tcPr>
-            <w:tcW w:type="dxa" w:w="4080"/>
+            <w:tcW w:type="dxa" w:w="3120"/>
             <w:vMerge/>
             <w:tcBorders/>
           </w:tcPr>
@@ -1544,7 +1544,7 @@
             </w:pPr>
             <w:r>
               <w:rPr>
-                <w:rFonts w:ascii="Helvetica" w:hAnsi="Helvetica" w:eastAsia="Helvetica"/>
+                <w:rFonts w:ascii="Arial" w:hAnsi="Arial" w:eastAsia="Helvetica"/>
                 <w:b w:val="0"/>
                 <w:i w:val="0"/>
                 <w:color w:val="1E1E23"/>
@@ -1556,7 +1556,7 @@
         </w:tc>
         <w:tc>
           <w:tcPr>
-            <w:tcW w:type="dxa" w:w="4080"/>
+            <w:tcW w:type="dxa" w:w="3120"/>
             <w:vMerge/>
             <w:tcBorders/>
           </w:tcPr>
@@ -1592,7 +1592,7 @@
             </w:pPr>
             <w:r>
               <w:rPr>
-                <w:rFonts w:ascii="Helvetica" w:hAnsi="Helvetica" w:eastAsia="Helvetica"/>
+                <w:rFonts w:ascii="Arial" w:hAnsi="Arial" w:eastAsia="Helvetica"/>
                 <w:b w:val="0"/>
                 <w:i w:val="0"/>
                 <w:color w:val="1E1E23"/>
@@ -1604,7 +1604,7 @@
         </w:tc>
         <w:tc>
           <w:tcPr>
-            <w:tcW w:type="dxa" w:w="4080"/>
+            <w:tcW w:type="dxa" w:w="3120"/>
             <w:vMerge/>
             <w:tcBorders/>
           </w:tcPr>
@@ -1612,7 +1612,7 @@
         </w:tc>
         <w:tc>
           <w:tcPr>
-            <w:tcW w:type="dxa" w:w="4080"/>
+            <w:tcW w:type="dxa" w:w="3120"/>
             <w:vMerge/>
             <w:tcBorders/>
           </w:tcPr>
@@ -1625,7 +1625,7 @@
         </w:trPr>
         <w:tc>
           <w:tcPr>
-            <w:tcW w:type="dxa" w:w="4080"/>
+            <w:tcW w:type="dxa" w:w="3120"/>
             <w:vMerge/>
             <w:tcBorders/>
           </w:tcPr>
@@ -1656,7 +1656,7 @@
             </w:pPr>
             <w:r>
               <w:rPr>
-                <w:rFonts w:ascii="Helvetica" w:hAnsi="Helvetica" w:eastAsia="Helvetica"/>
+                <w:rFonts w:ascii="Arial" w:hAnsi="Arial" w:eastAsia="Helvetica"/>
                 <w:b w:val="0"/>
                 <w:i w:val="0"/>
                 <w:color w:val="1E1E23"/>
@@ -1668,7 +1668,7 @@
         </w:tc>
         <w:tc>
           <w:tcPr>
-            <w:tcW w:type="dxa" w:w="4080"/>
+            <w:tcW w:type="dxa" w:w="3120"/>
             <w:vMerge/>
             <w:tcBorders/>
           </w:tcPr>
@@ -1699,7 +1699,7 @@
             </w:pPr>
             <w:r>
               <w:rPr>
-                <w:rFonts w:ascii="Helvetica" w:hAnsi="Helvetica" w:eastAsia="Helvetica"/>
+                <w:rFonts w:ascii="Arial" w:hAnsi="Arial" w:eastAsia="Helvetica"/>
                 <w:b w:val="0"/>
                 <w:i w:val="0"/>
                 <w:color w:val="1E1E23"/>
@@ -1711,7 +1711,7 @@
         </w:tc>
         <w:tc>
           <w:tcPr>
-            <w:tcW w:type="dxa" w:w="4080"/>
+            <w:tcW w:type="dxa" w:w="3120"/>
             <w:vMerge/>
             <w:tcBorders/>
           </w:tcPr>
@@ -1719,7 +1719,7 @@
         </w:tc>
         <w:tc>
           <w:tcPr>
-            <w:tcW w:type="dxa" w:w="4080"/>
+            <w:tcW w:type="dxa" w:w="3120"/>
             <w:vMerge/>
             <w:tcBorders/>
           </w:tcPr>
@@ -1744,7 +1744,7 @@
         <w:tblInd w:w="0.0" w:type="dxa"/>
       </w:tblPr>
       <w:tblGrid>
-        <w:gridCol w:w="12240"/>
+        <w:gridCol w:w="9360"/>
       </w:tblGrid>
       <w:tr>
         <w:trPr>
@@ -1771,7 +1771,7 @@
             </w:pPr>
             <w:r>
               <w:rPr>
-                <w:rFonts w:ascii="Helvetica" w:hAnsi="Helvetica" w:eastAsia="Helvetica"/>
+                <w:rFonts w:ascii="Arial" w:hAnsi="Arial" w:eastAsia="Helvetica"/>
                 <w:b/>
                 <w:i w:val="0"/>
                 <w:color w:val="1E1E23"/>
@@ -1800,7 +1800,7 @@
         <w:tblInd w:w="480.0" w:type="dxa"/>
       </w:tblPr>
       <w:tblGrid>
-        <w:gridCol w:w="12240"/>
+        <w:gridCol w:w="9360"/>
       </w:tblGrid>
       <w:tr>
         <w:trPr>
@@ -1827,7 +1827,7 @@
             </w:pPr>
             <w:r>
               <w:rPr>
-                <w:rFonts w:ascii="Helvetica" w:hAnsi="Helvetica" w:eastAsia="Helvetica"/>
+                <w:rFonts w:ascii="Arial" w:hAnsi="Arial" w:eastAsia="Helvetica"/>
                 <w:b w:val="0"/>
                 <w:i w:val="0"/>
                 <w:color w:val="72727A"/>
